--- a/1_individualnoe_zadanie.docx
+++ b/1_individualnoe_zadanie.docx
@@ -13,8 +13,6 @@
           <w:lang w:eastAsia="ru-RU"/>
         </w:rPr>
       </w:pPr>
-      <w:bookmarkStart w:id="0" w:name="_GoBack"/>
-      <w:bookmarkEnd w:id="0"/>
       <w:r>
         <w:rPr>
           <w:rFonts w:ascii="Times New Roman" w:hAnsi="Times New Roman"/>
@@ -786,6 +784,44 @@
       </w:r>
       <w:r>
         <w:rPr>
+          <w:rFonts w:ascii="Times New Roman" w:hAnsi="Times New Roman"/>
+          <w:sz w:val="24"/>
+          <w:szCs w:val="24"/>
+          <w:u w:val="single"/>
+        </w:rPr>
+        <w:t xml:space="preserve"> </w:t>
+      </w:r>
+      <w:r>
+        <w:rPr>
+          <w:rFonts w:ascii="Times New Roman" w:hAnsi="Times New Roman"/>
+          <w:sz w:val="24"/>
+          <w:szCs w:val="24"/>
+          <w:u w:val="single"/>
+        </w:rPr>
+        <w:t>ОБОз-12409МОрпо</w:t>
+      </w:r>
+      <w:r>
+        <w:rPr>
+          <w:rFonts w:ascii="Times New Roman" w:hAnsi="Times New Roman"/>
+          <w:sz w:val="24"/>
+          <w:szCs w:val="24"/>
+        </w:rPr>
+        <w:t xml:space="preserve"> </w:t>
+      </w:r>
+      <w:r>
+        <w:rPr>
+          <w:rFonts w:ascii="Times New Roman" w:eastAsia="Times New Roman" w:hAnsi="Times New Roman"/>
+          <w:color w:val="000000"/>
+          <w:spacing w:val="-5"/>
+          <w:sz w:val="28"/>
+          <w:szCs w:val="28"/>
+          <w:lang w:eastAsia="ru-RU"/>
+        </w:rPr>
+        <w:t xml:space="preserve">                      </w:t>
+      </w:r>
+      <w:proofErr w:type="spellStart"/>
+      <w:r>
+        <w:rPr>
           <w:rFonts w:ascii="Times New Roman" w:eastAsia="Times New Roman" w:hAnsi="Times New Roman"/>
           <w:color w:val="000000"/>
           <w:spacing w:val="-5"/>
@@ -794,19 +830,9 @@
           <w:u w:val="single"/>
           <w:lang w:eastAsia="ru-RU"/>
         </w:rPr>
-        <w:t xml:space="preserve">                               </w:t>
-      </w:r>
-      <w:r>
-        <w:rPr>
-          <w:rFonts w:ascii="Times New Roman" w:eastAsia="Times New Roman" w:hAnsi="Times New Roman"/>
-          <w:color w:val="000000"/>
-          <w:spacing w:val="-5"/>
-          <w:sz w:val="28"/>
-          <w:szCs w:val="28"/>
-          <w:lang w:eastAsia="ru-RU"/>
-        </w:rPr>
-        <w:t xml:space="preserve">                      </w:t>
-      </w:r>
+        <w:t>Гилязев</w:t>
+      </w:r>
+      <w:proofErr w:type="spellEnd"/>
       <w:r>
         <w:rPr>
           <w:rFonts w:ascii="Times New Roman" w:eastAsia="Times New Roman" w:hAnsi="Times New Roman"/>
@@ -817,7 +843,33 @@
           <w:u w:val="single"/>
           <w:lang w:eastAsia="ru-RU"/>
         </w:rPr>
-        <w:t xml:space="preserve">                                                .</w:t>
+        <w:t xml:space="preserve"> Тимур </w:t>
+      </w:r>
+      <w:proofErr w:type="spellStart"/>
+      <w:r>
+        <w:rPr>
+          <w:rFonts w:ascii="Times New Roman" w:eastAsia="Times New Roman" w:hAnsi="Times New Roman"/>
+          <w:color w:val="000000"/>
+          <w:spacing w:val="-5"/>
+          <w:sz w:val="28"/>
+          <w:szCs w:val="28"/>
+          <w:u w:val="single"/>
+          <w:lang w:eastAsia="ru-RU"/>
+        </w:rPr>
+        <w:t>Ильшатович</w:t>
+      </w:r>
+      <w:proofErr w:type="spellEnd"/>
+      <w:r>
+        <w:rPr>
+          <w:rFonts w:ascii="Times New Roman" w:eastAsia="Times New Roman" w:hAnsi="Times New Roman"/>
+          <w:color w:val="000000"/>
+          <w:spacing w:val="-5"/>
+          <w:sz w:val="28"/>
+          <w:szCs w:val="28"/>
+          <w:u w:val="single"/>
+          <w:lang w:eastAsia="ru-RU"/>
+        </w:rPr>
+        <w:t>.</w:t>
       </w:r>
     </w:p>
     <w:p>
@@ -868,8 +920,9 @@
           <w:szCs w:val="16"/>
           <w:lang w:eastAsia="ru-RU"/>
         </w:rPr>
-        <w:t>Шифр и № группы</w:t>
-      </w:r>
+        <w:t xml:space="preserve">Шифр и № </w:t>
+      </w:r>
+      <w:proofErr w:type="gramStart"/>
       <w:r>
         <w:rPr>
           <w:rFonts w:ascii="Times New Roman" w:eastAsia="Times New Roman" w:hAnsi="Times New Roman"/>
@@ -879,7 +932,7 @@
           <w:szCs w:val="16"/>
           <w:lang w:eastAsia="ru-RU"/>
         </w:rPr>
-        <w:t>)</w:t>
+        <w:t>группы</w:t>
       </w:r>
       <w:r>
         <w:rPr>
@@ -890,7 +943,30 @@
           <w:szCs w:val="16"/>
           <w:lang w:eastAsia="ru-RU"/>
         </w:rPr>
-        <w:t xml:space="preserve">                                                        </w:t>
+        <w:t>)</w:t>
+      </w:r>
+      <w:r>
+        <w:rPr>
+          <w:rFonts w:ascii="Times New Roman" w:eastAsia="Times New Roman" w:hAnsi="Times New Roman"/>
+          <w:color w:val="000000"/>
+          <w:spacing w:val="-5"/>
+          <w:sz w:val="16"/>
+          <w:szCs w:val="16"/>
+          <w:lang w:eastAsia="ru-RU"/>
+        </w:rPr>
+        <w:t xml:space="preserve">   </w:t>
+      </w:r>
+      <w:proofErr w:type="gramEnd"/>
+      <w:r>
+        <w:rPr>
+          <w:rFonts w:ascii="Times New Roman" w:eastAsia="Times New Roman" w:hAnsi="Times New Roman"/>
+          <w:color w:val="000000"/>
+          <w:spacing w:val="-5"/>
+          <w:sz w:val="16"/>
+          <w:szCs w:val="16"/>
+          <w:lang w:eastAsia="ru-RU"/>
+        </w:rPr>
+        <w:t xml:space="preserve">                                                     </w:t>
       </w:r>
       <w:r>
         <w:rPr>
@@ -1180,16 +1256,17 @@
           <w:szCs w:val="24"/>
           <w:lang w:eastAsia="ru-RU"/>
         </w:rPr>
-        <w:t>Срок прохождения практики: с «___» ___</w:t>
+        <w:t>Срок прохождения практики: с «</w:t>
       </w:r>
       <w:r>
         <w:rPr>
           <w:rFonts w:ascii="Times New Roman" w:eastAsia="Times New Roman" w:hAnsi="Times New Roman"/>
           <w:sz w:val="24"/>
           <w:szCs w:val="24"/>
-          <w:lang w:eastAsia="ru-RU"/>
-        </w:rPr>
-        <w:t>___</w:t>
+          <w:u w:val="single"/>
+          <w:lang w:eastAsia="ru-RU"/>
+        </w:rPr>
+        <w:t>15</w:t>
       </w:r>
       <w:r>
         <w:rPr>
@@ -1198,16 +1275,17 @@
           <w:szCs w:val="24"/>
           <w:lang w:eastAsia="ru-RU"/>
         </w:rPr>
-        <w:t>____ 20_</w:t>
+        <w:t xml:space="preserve">» </w:t>
       </w:r>
       <w:r>
         <w:rPr>
           <w:rFonts w:ascii="Times New Roman" w:eastAsia="Times New Roman" w:hAnsi="Times New Roman"/>
           <w:sz w:val="24"/>
           <w:szCs w:val="24"/>
-          <w:lang w:eastAsia="ru-RU"/>
-        </w:rPr>
-        <w:t>_ г. по «__» __</w:t>
+          <w:u w:val="single"/>
+          <w:lang w:eastAsia="ru-RU"/>
+        </w:rPr>
+        <w:t>июня</w:t>
       </w:r>
       <w:r>
         <w:rPr>
@@ -1216,7 +1294,7 @@
           <w:szCs w:val="24"/>
           <w:lang w:eastAsia="ru-RU"/>
         </w:rPr>
-        <w:t>____</w:t>
+        <w:t xml:space="preserve"> 20</w:t>
       </w:r>
       <w:r>
         <w:rPr>
@@ -1225,7 +1303,81 @@
           <w:szCs w:val="24"/>
           <w:lang w:eastAsia="ru-RU"/>
         </w:rPr>
-        <w:t xml:space="preserve">___20__ г. </w:t>
+        <w:t>26</w:t>
+      </w:r>
+      <w:r>
+        <w:rPr>
+          <w:rFonts w:ascii="Times New Roman" w:eastAsia="Times New Roman" w:hAnsi="Times New Roman"/>
+          <w:sz w:val="24"/>
+          <w:szCs w:val="24"/>
+          <w:lang w:eastAsia="ru-RU"/>
+        </w:rPr>
+        <w:t xml:space="preserve"> г. по «</w:t>
+      </w:r>
+      <w:r>
+        <w:rPr>
+          <w:rFonts w:ascii="Times New Roman" w:eastAsia="Times New Roman" w:hAnsi="Times New Roman"/>
+          <w:sz w:val="24"/>
+          <w:szCs w:val="24"/>
+          <w:u w:val="single"/>
+          <w:lang w:eastAsia="ru-RU"/>
+        </w:rPr>
+        <w:t>26</w:t>
+      </w:r>
+      <w:r>
+        <w:rPr>
+          <w:rFonts w:ascii="Times New Roman" w:eastAsia="Times New Roman" w:hAnsi="Times New Roman"/>
+          <w:sz w:val="24"/>
+          <w:szCs w:val="24"/>
+          <w:lang w:eastAsia="ru-RU"/>
+        </w:rPr>
+        <w:t xml:space="preserve">» </w:t>
+      </w:r>
+      <w:r>
+        <w:rPr>
+          <w:rFonts w:ascii="Times New Roman" w:eastAsia="Times New Roman" w:hAnsi="Times New Roman"/>
+          <w:sz w:val="24"/>
+          <w:szCs w:val="24"/>
+          <w:u w:val="single"/>
+          <w:lang w:eastAsia="ru-RU"/>
+        </w:rPr>
+        <w:t>июля</w:t>
+      </w:r>
+      <w:r>
+        <w:rPr>
+          <w:rFonts w:ascii="Times New Roman" w:eastAsia="Times New Roman" w:hAnsi="Times New Roman"/>
+          <w:sz w:val="24"/>
+          <w:szCs w:val="24"/>
+          <w:lang w:eastAsia="ru-RU"/>
+        </w:rPr>
+        <w:t xml:space="preserve"> </w:t>
+      </w:r>
+      <w:r>
+        <w:rPr>
+          <w:rFonts w:ascii="Times New Roman" w:eastAsia="Times New Roman" w:hAnsi="Times New Roman"/>
+          <w:sz w:val="24"/>
+          <w:szCs w:val="24"/>
+          <w:lang w:eastAsia="ru-RU"/>
+        </w:rPr>
+        <w:t>20</w:t>
+      </w:r>
+      <w:r>
+        <w:rPr>
+          <w:rFonts w:ascii="Times New Roman" w:eastAsia="Times New Roman" w:hAnsi="Times New Roman"/>
+          <w:sz w:val="24"/>
+          <w:szCs w:val="24"/>
+          <w:lang w:eastAsia="ru-RU"/>
+        </w:rPr>
+        <w:t>26</w:t>
+      </w:r>
+      <w:r>
+        <w:rPr>
+          <w:rFonts w:ascii="Times New Roman" w:eastAsia="Times New Roman" w:hAnsi="Times New Roman"/>
+          <w:sz w:val="24"/>
+          <w:szCs w:val="24"/>
+          <w:lang w:eastAsia="ru-RU"/>
+        </w:rPr>
+        <w:t xml:space="preserve"> г. </w:t>
       </w:r>
     </w:p>
     <w:p>
@@ -1786,7 +1938,47 @@
                 <w:szCs w:val="24"/>
                 <w:lang w:eastAsia="ru-RU"/>
               </w:rPr>
-              <w:t>Реализуйте вывод в консоль даты рождения пользователя в формате дд мм гггг, где цифры прорисованы звёздочками (*), как на электронном табло.</w:t>
+              <w:t xml:space="preserve">Реализуйте вывод в консоль даты рождения пользователя в формате </w:t>
+            </w:r>
+            <w:proofErr w:type="spellStart"/>
+            <w:r>
+              <w:rPr>
+                <w:rFonts w:ascii="Times New Roman" w:eastAsia="Times New Roman" w:hAnsi="Times New Roman"/>
+                <w:sz w:val="24"/>
+                <w:szCs w:val="24"/>
+                <w:lang w:eastAsia="ru-RU"/>
+              </w:rPr>
+              <w:t>дд</w:t>
+            </w:r>
+            <w:proofErr w:type="spellEnd"/>
+            <w:r>
+              <w:rPr>
+                <w:rFonts w:ascii="Times New Roman" w:eastAsia="Times New Roman" w:hAnsi="Times New Roman"/>
+                <w:sz w:val="24"/>
+                <w:szCs w:val="24"/>
+                <w:lang w:eastAsia="ru-RU"/>
+              </w:rPr>
+              <w:t xml:space="preserve"> мм </w:t>
+            </w:r>
+            <w:proofErr w:type="spellStart"/>
+            <w:r>
+              <w:rPr>
+                <w:rFonts w:ascii="Times New Roman" w:eastAsia="Times New Roman" w:hAnsi="Times New Roman"/>
+                <w:sz w:val="24"/>
+                <w:szCs w:val="24"/>
+                <w:lang w:eastAsia="ru-RU"/>
+              </w:rPr>
+              <w:t>гггг</w:t>
+            </w:r>
+            <w:proofErr w:type="spellEnd"/>
+            <w:r>
+              <w:rPr>
+                <w:rFonts w:ascii="Times New Roman" w:eastAsia="Times New Roman" w:hAnsi="Times New Roman"/>
+                <w:sz w:val="24"/>
+                <w:szCs w:val="24"/>
+                <w:lang w:eastAsia="ru-RU"/>
+              </w:rPr>
+              <w:t>, где цифры прорисованы звёздочками (*), как на электронном табло.</w:t>
             </w:r>
           </w:p>
           <w:p>
@@ -1810,7 +2002,47 @@
                 <w:szCs w:val="24"/>
                 <w:lang w:eastAsia="ru-RU"/>
               </w:rPr>
-              <w:t>Ответом на задачу будет ссылка на репозиторий GitHub, где хранится Ваша программа.</w:t>
+              <w:t xml:space="preserve">Ответом на задачу будет ссылка на </w:t>
+            </w:r>
+            <w:proofErr w:type="spellStart"/>
+            <w:r>
+              <w:rPr>
+                <w:rFonts w:ascii="Times New Roman" w:eastAsia="Times New Roman" w:hAnsi="Times New Roman"/>
+                <w:sz w:val="24"/>
+                <w:szCs w:val="24"/>
+                <w:lang w:eastAsia="ru-RU"/>
+              </w:rPr>
+              <w:t>репозиторий</w:t>
+            </w:r>
+            <w:proofErr w:type="spellEnd"/>
+            <w:r>
+              <w:rPr>
+                <w:rFonts w:ascii="Times New Roman" w:eastAsia="Times New Roman" w:hAnsi="Times New Roman"/>
+                <w:sz w:val="24"/>
+                <w:szCs w:val="24"/>
+                <w:lang w:eastAsia="ru-RU"/>
+              </w:rPr>
+              <w:t xml:space="preserve"> </w:t>
+            </w:r>
+            <w:proofErr w:type="spellStart"/>
+            <w:r>
+              <w:rPr>
+                <w:rFonts w:ascii="Times New Roman" w:eastAsia="Times New Roman" w:hAnsi="Times New Roman"/>
+                <w:sz w:val="24"/>
+                <w:szCs w:val="24"/>
+                <w:lang w:eastAsia="ru-RU"/>
+              </w:rPr>
+              <w:t>GitHub</w:t>
+            </w:r>
+            <w:proofErr w:type="spellEnd"/>
+            <w:r>
+              <w:rPr>
+                <w:rFonts w:ascii="Times New Roman" w:eastAsia="Times New Roman" w:hAnsi="Times New Roman"/>
+                <w:sz w:val="24"/>
+                <w:szCs w:val="24"/>
+                <w:lang w:eastAsia="ru-RU"/>
+              </w:rPr>
+              <w:t>, где хранится Ваша программа.</w:t>
             </w:r>
           </w:p>
         </w:tc>
@@ -1909,7 +2141,27 @@
                 <w:szCs w:val="24"/>
                 <w:lang w:eastAsia="ru-RU"/>
               </w:rPr>
-              <w:t>Создайте простейший счетчик (counter) с использованием стилизации интерфейса:</w:t>
+              <w:t>Создайте простейший счетчик (</w:t>
+            </w:r>
+            <w:proofErr w:type="spellStart"/>
+            <w:r>
+              <w:rPr>
+                <w:rFonts w:ascii="Times New Roman" w:eastAsia="Times New Roman" w:hAnsi="Times New Roman"/>
+                <w:sz w:val="24"/>
+                <w:szCs w:val="24"/>
+                <w:lang w:eastAsia="ru-RU"/>
+              </w:rPr>
+              <w:t>counter</w:t>
+            </w:r>
+            <w:proofErr w:type="spellEnd"/>
+            <w:r>
+              <w:rPr>
+                <w:rFonts w:ascii="Times New Roman" w:eastAsia="Times New Roman" w:hAnsi="Times New Roman"/>
+                <w:sz w:val="24"/>
+                <w:szCs w:val="24"/>
+                <w:lang w:eastAsia="ru-RU"/>
+              </w:rPr>
+              <w:t>) с использованием стилизации интерфейса:</w:t>
             </w:r>
           </w:p>
           <w:p>
@@ -1937,7 +2189,107 @@
                 <w:szCs w:val="24"/>
                 <w:lang w:eastAsia="ru-RU"/>
               </w:rPr>
-              <w:t>С помощью html и css создайте пользовательский интерфейс, состоящий из двух кнопок - “плюс” и “минус” и окошка отображения результата (можно использовать любой формат - h1, div, span… на усмотрение исполнителя). Добавьте стили к приложению: фон - линейный градиент (произвольные цвета), центровку интерактивных элементов относительно окна браузера, чтобы находились посередине, кнопки имели радиальное скругление по 5 пикселей и их фон также был градиентом;</w:t>
+              <w:t xml:space="preserve">С помощью </w:t>
+            </w:r>
+            <w:proofErr w:type="spellStart"/>
+            <w:r>
+              <w:rPr>
+                <w:rFonts w:ascii="Times New Roman" w:eastAsia="Times New Roman" w:hAnsi="Times New Roman"/>
+                <w:sz w:val="24"/>
+                <w:szCs w:val="24"/>
+                <w:lang w:eastAsia="ru-RU"/>
+              </w:rPr>
+              <w:t>html</w:t>
+            </w:r>
+            <w:proofErr w:type="spellEnd"/>
+            <w:r>
+              <w:rPr>
+                <w:rFonts w:ascii="Times New Roman" w:eastAsia="Times New Roman" w:hAnsi="Times New Roman"/>
+                <w:sz w:val="24"/>
+                <w:szCs w:val="24"/>
+                <w:lang w:eastAsia="ru-RU"/>
+              </w:rPr>
+              <w:t xml:space="preserve"> и </w:t>
+            </w:r>
+            <w:proofErr w:type="spellStart"/>
+            <w:r>
+              <w:rPr>
+                <w:rFonts w:ascii="Times New Roman" w:eastAsia="Times New Roman" w:hAnsi="Times New Roman"/>
+                <w:sz w:val="24"/>
+                <w:szCs w:val="24"/>
+                <w:lang w:eastAsia="ru-RU"/>
+              </w:rPr>
+              <w:t>css</w:t>
+            </w:r>
+            <w:proofErr w:type="spellEnd"/>
+            <w:r>
+              <w:rPr>
+                <w:rFonts w:ascii="Times New Roman" w:eastAsia="Times New Roman" w:hAnsi="Times New Roman"/>
+                <w:sz w:val="24"/>
+                <w:szCs w:val="24"/>
+                <w:lang w:eastAsia="ru-RU"/>
+              </w:rPr>
+              <w:t xml:space="preserve"> создайте пользовательский интерфейс, состоящий из двух кнопок - “плюс” и “минус” и окошка отображения результата (можно использовать любой формат - h1, </w:t>
+            </w:r>
+            <w:proofErr w:type="spellStart"/>
+            <w:r>
+              <w:rPr>
+                <w:rFonts w:ascii="Times New Roman" w:eastAsia="Times New Roman" w:hAnsi="Times New Roman"/>
+                <w:sz w:val="24"/>
+                <w:szCs w:val="24"/>
+                <w:lang w:eastAsia="ru-RU"/>
+              </w:rPr>
+              <w:t>div</w:t>
+            </w:r>
+            <w:proofErr w:type="spellEnd"/>
+            <w:r>
+              <w:rPr>
+                <w:rFonts w:ascii="Times New Roman" w:eastAsia="Times New Roman" w:hAnsi="Times New Roman"/>
+                <w:sz w:val="24"/>
+                <w:szCs w:val="24"/>
+                <w:lang w:eastAsia="ru-RU"/>
+              </w:rPr>
+              <w:t xml:space="preserve">, </w:t>
+            </w:r>
+            <w:proofErr w:type="spellStart"/>
+            <w:r>
+              <w:rPr>
+                <w:rFonts w:ascii="Times New Roman" w:eastAsia="Times New Roman" w:hAnsi="Times New Roman"/>
+                <w:sz w:val="24"/>
+                <w:szCs w:val="24"/>
+                <w:lang w:eastAsia="ru-RU"/>
+              </w:rPr>
+              <w:t>span</w:t>
+            </w:r>
+            <w:proofErr w:type="spellEnd"/>
+            <w:r>
+              <w:rPr>
+                <w:rFonts w:ascii="Times New Roman" w:eastAsia="Times New Roman" w:hAnsi="Times New Roman"/>
+                <w:sz w:val="24"/>
+                <w:szCs w:val="24"/>
+                <w:lang w:eastAsia="ru-RU"/>
+              </w:rPr>
+              <w:t xml:space="preserve">… на усмотрение исполнителя). Добавьте стили к приложению: фон - линейный градиент (произвольные цвета), центровку интерактивных элементов относительно окна браузера, чтобы находились посередине, кнопки имели радиальное </w:t>
+            </w:r>
+            <w:proofErr w:type="spellStart"/>
+            <w:r>
+              <w:rPr>
+                <w:rFonts w:ascii="Times New Roman" w:eastAsia="Times New Roman" w:hAnsi="Times New Roman"/>
+                <w:sz w:val="24"/>
+                <w:szCs w:val="24"/>
+                <w:lang w:eastAsia="ru-RU"/>
+              </w:rPr>
+              <w:t>скругление</w:t>
+            </w:r>
+            <w:proofErr w:type="spellEnd"/>
+            <w:r>
+              <w:rPr>
+                <w:rFonts w:ascii="Times New Roman" w:eastAsia="Times New Roman" w:hAnsi="Times New Roman"/>
+                <w:sz w:val="24"/>
+                <w:szCs w:val="24"/>
+                <w:lang w:eastAsia="ru-RU"/>
+              </w:rPr>
+              <w:t xml:space="preserve"> по 5 пикселей и их фон также был градиентом;</w:t>
             </w:r>
           </w:p>
           <w:p>
@@ -2073,7 +2425,47 @@
                 <w:szCs w:val="24"/>
                 <w:lang w:eastAsia="ru-RU"/>
               </w:rPr>
-              <w:t>Ответом на задачу будет ссылка на репозиторий GitHub, где хранится Ваша программа.</w:t>
+              <w:t xml:space="preserve">Ответом на задачу будет ссылка на </w:t>
+            </w:r>
+            <w:proofErr w:type="spellStart"/>
+            <w:r>
+              <w:rPr>
+                <w:rFonts w:ascii="Times New Roman" w:eastAsia="Times New Roman" w:hAnsi="Times New Roman"/>
+                <w:sz w:val="24"/>
+                <w:szCs w:val="24"/>
+                <w:lang w:eastAsia="ru-RU"/>
+              </w:rPr>
+              <w:t>репозиторий</w:t>
+            </w:r>
+            <w:proofErr w:type="spellEnd"/>
+            <w:r>
+              <w:rPr>
+                <w:rFonts w:ascii="Times New Roman" w:eastAsia="Times New Roman" w:hAnsi="Times New Roman"/>
+                <w:sz w:val="24"/>
+                <w:szCs w:val="24"/>
+                <w:lang w:eastAsia="ru-RU"/>
+              </w:rPr>
+              <w:t xml:space="preserve"> </w:t>
+            </w:r>
+            <w:proofErr w:type="spellStart"/>
+            <w:r>
+              <w:rPr>
+                <w:rFonts w:ascii="Times New Roman" w:eastAsia="Times New Roman" w:hAnsi="Times New Roman"/>
+                <w:sz w:val="24"/>
+                <w:szCs w:val="24"/>
+                <w:lang w:eastAsia="ru-RU"/>
+              </w:rPr>
+              <w:t>GitHub</w:t>
+            </w:r>
+            <w:proofErr w:type="spellEnd"/>
+            <w:r>
+              <w:rPr>
+                <w:rFonts w:ascii="Times New Roman" w:eastAsia="Times New Roman" w:hAnsi="Times New Roman"/>
+                <w:sz w:val="24"/>
+                <w:szCs w:val="24"/>
+                <w:lang w:eastAsia="ru-RU"/>
+              </w:rPr>
+              <w:t>, где хранится Ваша программа.</w:t>
             </w:r>
           </w:p>
         </w:tc>
@@ -2181,7 +2573,47 @@
                 <w:szCs w:val="24"/>
                 <w:lang w:eastAsia="ru-RU"/>
               </w:rPr>
-              <w:t>Создайте веб-приложение на фреймворке Django:</w:t>
+              <w:t xml:space="preserve">Создайте веб-приложение на </w:t>
+            </w:r>
+            <w:proofErr w:type="spellStart"/>
+            <w:r>
+              <w:rPr>
+                <w:rFonts w:ascii="Times New Roman" w:eastAsia="Times New Roman" w:hAnsi="Times New Roman"/>
+                <w:sz w:val="24"/>
+                <w:szCs w:val="24"/>
+                <w:lang w:eastAsia="ru-RU"/>
+              </w:rPr>
+              <w:t>фреймворке</w:t>
+            </w:r>
+            <w:proofErr w:type="spellEnd"/>
+            <w:r>
+              <w:rPr>
+                <w:rFonts w:ascii="Times New Roman" w:eastAsia="Times New Roman" w:hAnsi="Times New Roman"/>
+                <w:sz w:val="24"/>
+                <w:szCs w:val="24"/>
+                <w:lang w:eastAsia="ru-RU"/>
+              </w:rPr>
+              <w:t xml:space="preserve"> </w:t>
+            </w:r>
+            <w:proofErr w:type="spellStart"/>
+            <w:r>
+              <w:rPr>
+                <w:rFonts w:ascii="Times New Roman" w:eastAsia="Times New Roman" w:hAnsi="Times New Roman"/>
+                <w:sz w:val="24"/>
+                <w:szCs w:val="24"/>
+                <w:lang w:eastAsia="ru-RU"/>
+              </w:rPr>
+              <w:t>Django</w:t>
+            </w:r>
+            <w:proofErr w:type="spellEnd"/>
+            <w:r>
+              <w:rPr>
+                <w:rFonts w:ascii="Times New Roman" w:eastAsia="Times New Roman" w:hAnsi="Times New Roman"/>
+                <w:sz w:val="24"/>
+                <w:szCs w:val="24"/>
+                <w:lang w:eastAsia="ru-RU"/>
+              </w:rPr>
+              <w:t>:</w:t>
             </w:r>
           </w:p>
           <w:p>
@@ -2209,7 +2641,27 @@
                 <w:szCs w:val="24"/>
                 <w:lang w:eastAsia="ru-RU"/>
               </w:rPr>
-              <w:t>Напишите простое веб-приложение, которое позволяет пользователям вводить свои имена и приветствует их на главной странице. Создайте страницу с формой ввода имени и кнопкой "Submit";</w:t>
+              <w:t>Напишите простое веб-приложение, которое позволяет пользователям вводить свои имена и приветствует их на главной странице. Создайте страницу с формой ввода имени и кнопкой "</w:t>
+            </w:r>
+            <w:proofErr w:type="spellStart"/>
+            <w:r>
+              <w:rPr>
+                <w:rFonts w:ascii="Times New Roman" w:eastAsia="Times New Roman" w:hAnsi="Times New Roman"/>
+                <w:sz w:val="24"/>
+                <w:szCs w:val="24"/>
+                <w:lang w:eastAsia="ru-RU"/>
+              </w:rPr>
+              <w:t>Submit</w:t>
+            </w:r>
+            <w:proofErr w:type="spellEnd"/>
+            <w:r>
+              <w:rPr>
+                <w:rFonts w:ascii="Times New Roman" w:eastAsia="Times New Roman" w:hAnsi="Times New Roman"/>
+                <w:sz w:val="24"/>
+                <w:szCs w:val="24"/>
+                <w:lang w:eastAsia="ru-RU"/>
+              </w:rPr>
+              <w:t>";</w:t>
             </w:r>
           </w:p>
           <w:p>
@@ -2238,7 +2690,47 @@
                 <w:lang w:eastAsia="ru-RU"/>
               </w:rPr>
               <w:lastRenderedPageBreak/>
-              <w:t>Создайте модель Django, которая будет представлять собой таблицу базы данных для хранения имен пользователей. Модель должна содержать только одно поле: "name";</w:t>
+              <w:t xml:space="preserve">Создайте модель </w:t>
+            </w:r>
+            <w:proofErr w:type="spellStart"/>
+            <w:r>
+              <w:rPr>
+                <w:rFonts w:ascii="Times New Roman" w:eastAsia="Times New Roman" w:hAnsi="Times New Roman"/>
+                <w:sz w:val="24"/>
+                <w:szCs w:val="24"/>
+                <w:lang w:eastAsia="ru-RU"/>
+              </w:rPr>
+              <w:t>Django</w:t>
+            </w:r>
+            <w:proofErr w:type="spellEnd"/>
+            <w:r>
+              <w:rPr>
+                <w:rFonts w:ascii="Times New Roman" w:eastAsia="Times New Roman" w:hAnsi="Times New Roman"/>
+                <w:sz w:val="24"/>
+                <w:szCs w:val="24"/>
+                <w:lang w:eastAsia="ru-RU"/>
+              </w:rPr>
+              <w:t>, которая будет представлять собой таблицу базы данных для хранения имен пользователей. Модель должна содержать только одно поле: "</w:t>
+            </w:r>
+            <w:proofErr w:type="spellStart"/>
+            <w:r>
+              <w:rPr>
+                <w:rFonts w:ascii="Times New Roman" w:eastAsia="Times New Roman" w:hAnsi="Times New Roman"/>
+                <w:sz w:val="24"/>
+                <w:szCs w:val="24"/>
+                <w:lang w:eastAsia="ru-RU"/>
+              </w:rPr>
+              <w:t>name</w:t>
+            </w:r>
+            <w:proofErr w:type="spellEnd"/>
+            <w:r>
+              <w:rPr>
+                <w:rFonts w:ascii="Times New Roman" w:eastAsia="Times New Roman" w:hAnsi="Times New Roman"/>
+                <w:sz w:val="24"/>
+                <w:szCs w:val="24"/>
+                <w:lang w:eastAsia="ru-RU"/>
+              </w:rPr>
+              <w:t>";</w:t>
             </w:r>
           </w:p>
           <w:p>
@@ -2346,7 +2838,47 @@
                 <w:szCs w:val="24"/>
                 <w:lang w:eastAsia="ru-RU"/>
               </w:rPr>
-              <w:t>Ответом на задачу будет ссылка на репозиторий GitHub, где хранится Ваша программа.</w:t>
+              <w:t xml:space="preserve">Ответом на задачу будет ссылка на </w:t>
+            </w:r>
+            <w:proofErr w:type="spellStart"/>
+            <w:r>
+              <w:rPr>
+                <w:rFonts w:ascii="Times New Roman" w:eastAsia="Times New Roman" w:hAnsi="Times New Roman"/>
+                <w:sz w:val="24"/>
+                <w:szCs w:val="24"/>
+                <w:lang w:eastAsia="ru-RU"/>
+              </w:rPr>
+              <w:t>репозиторий</w:t>
+            </w:r>
+            <w:proofErr w:type="spellEnd"/>
+            <w:r>
+              <w:rPr>
+                <w:rFonts w:ascii="Times New Roman" w:eastAsia="Times New Roman" w:hAnsi="Times New Roman"/>
+                <w:sz w:val="24"/>
+                <w:szCs w:val="24"/>
+                <w:lang w:eastAsia="ru-RU"/>
+              </w:rPr>
+              <w:t xml:space="preserve"> </w:t>
+            </w:r>
+            <w:proofErr w:type="spellStart"/>
+            <w:r>
+              <w:rPr>
+                <w:rFonts w:ascii="Times New Roman" w:eastAsia="Times New Roman" w:hAnsi="Times New Roman"/>
+                <w:sz w:val="24"/>
+                <w:szCs w:val="24"/>
+                <w:lang w:eastAsia="ru-RU"/>
+              </w:rPr>
+              <w:t>GitHub</w:t>
+            </w:r>
+            <w:proofErr w:type="spellEnd"/>
+            <w:r>
+              <w:rPr>
+                <w:rFonts w:ascii="Times New Roman" w:eastAsia="Times New Roman" w:hAnsi="Times New Roman"/>
+                <w:sz w:val="24"/>
+                <w:szCs w:val="24"/>
+                <w:lang w:eastAsia="ru-RU"/>
+              </w:rPr>
+              <w:t>, где хранится Ваша программа.</w:t>
             </w:r>
           </w:p>
         </w:tc>
@@ -2474,7 +3006,27 @@
                 <w:szCs w:val="24"/>
                 <w:lang w:eastAsia="ru-RU"/>
               </w:rPr>
-              <w:t>Создайте интерфейс, включающий 4 кнопки два инпута и пустое окно для вывода результата;</w:t>
+              <w:t xml:space="preserve">Создайте интерфейс, включающий 4 кнопки два </w:t>
+            </w:r>
+            <w:proofErr w:type="spellStart"/>
+            <w:r>
+              <w:rPr>
+                <w:rFonts w:ascii="Times New Roman" w:eastAsia="Times New Roman" w:hAnsi="Times New Roman"/>
+                <w:sz w:val="24"/>
+                <w:szCs w:val="24"/>
+                <w:lang w:eastAsia="ru-RU"/>
+              </w:rPr>
+              <w:t>инпута</w:t>
+            </w:r>
+            <w:proofErr w:type="spellEnd"/>
+            <w:r>
+              <w:rPr>
+                <w:rFonts w:ascii="Times New Roman" w:eastAsia="Times New Roman" w:hAnsi="Times New Roman"/>
+                <w:sz w:val="24"/>
+                <w:szCs w:val="24"/>
+                <w:lang w:eastAsia="ru-RU"/>
+              </w:rPr>
+              <w:t xml:space="preserve"> и пустое окно для вывода результата;</w:t>
             </w:r>
           </w:p>
           <w:p>
@@ -2558,7 +3110,27 @@
                 <w:szCs w:val="24"/>
                 <w:lang w:eastAsia="ru-RU"/>
               </w:rPr>
-              <w:t>С помощью обработчиков событий создайте функционал, при котором можно ввести в инпуты два произвольных числа и, нажав на любую из созданных кнопок, получить в окошке “результат” соответствующее значение;</w:t>
+              <w:t xml:space="preserve">С помощью обработчиков событий создайте функционал, при котором можно ввести в </w:t>
+            </w:r>
+            <w:proofErr w:type="spellStart"/>
+            <w:r>
+              <w:rPr>
+                <w:rFonts w:ascii="Times New Roman" w:eastAsia="Times New Roman" w:hAnsi="Times New Roman"/>
+                <w:sz w:val="24"/>
+                <w:szCs w:val="24"/>
+                <w:lang w:eastAsia="ru-RU"/>
+              </w:rPr>
+              <w:t>инпуты</w:t>
+            </w:r>
+            <w:proofErr w:type="spellEnd"/>
+            <w:r>
+              <w:rPr>
+                <w:rFonts w:ascii="Times New Roman" w:eastAsia="Times New Roman" w:hAnsi="Times New Roman"/>
+                <w:sz w:val="24"/>
+                <w:szCs w:val="24"/>
+                <w:lang w:eastAsia="ru-RU"/>
+              </w:rPr>
+              <w:t xml:space="preserve"> два произвольных числа и, нажав на любую из созданных кнопок, получить в окошке “результат” соответствующее значение;</w:t>
             </w:r>
           </w:p>
           <w:p>
@@ -2586,7 +3158,27 @@
                 <w:szCs w:val="24"/>
                 <w:lang w:eastAsia="ru-RU"/>
               </w:rPr>
-              <w:t>Добавьте вывод в окошко “результат” сообщение об ошибке, если в инпуты введены не цифры.</w:t>
+              <w:t xml:space="preserve">Добавьте вывод в окошко “результат” сообщение об ошибке, если в </w:t>
+            </w:r>
+            <w:proofErr w:type="spellStart"/>
+            <w:r>
+              <w:rPr>
+                <w:rFonts w:ascii="Times New Roman" w:eastAsia="Times New Roman" w:hAnsi="Times New Roman"/>
+                <w:sz w:val="24"/>
+                <w:szCs w:val="24"/>
+                <w:lang w:eastAsia="ru-RU"/>
+              </w:rPr>
+              <w:t>инпуты</w:t>
+            </w:r>
+            <w:proofErr w:type="spellEnd"/>
+            <w:r>
+              <w:rPr>
+                <w:rFonts w:ascii="Times New Roman" w:eastAsia="Times New Roman" w:hAnsi="Times New Roman"/>
+                <w:sz w:val="24"/>
+                <w:szCs w:val="24"/>
+                <w:lang w:eastAsia="ru-RU"/>
+              </w:rPr>
+              <w:t xml:space="preserve"> введены не цифры.</w:t>
             </w:r>
           </w:p>
           <w:p>
@@ -2610,7 +3202,47 @@
                 <w:szCs w:val="24"/>
                 <w:lang w:eastAsia="ru-RU"/>
               </w:rPr>
-              <w:t>Ответом на задачу будет ссылка на репозиторий GitHub, где хранится Ваша программа.</w:t>
+              <w:t xml:space="preserve">Ответом на задачу будет ссылка на </w:t>
+            </w:r>
+            <w:proofErr w:type="spellStart"/>
+            <w:r>
+              <w:rPr>
+                <w:rFonts w:ascii="Times New Roman" w:eastAsia="Times New Roman" w:hAnsi="Times New Roman"/>
+                <w:sz w:val="24"/>
+                <w:szCs w:val="24"/>
+                <w:lang w:eastAsia="ru-RU"/>
+              </w:rPr>
+              <w:t>репозиторий</w:t>
+            </w:r>
+            <w:proofErr w:type="spellEnd"/>
+            <w:r>
+              <w:rPr>
+                <w:rFonts w:ascii="Times New Roman" w:eastAsia="Times New Roman" w:hAnsi="Times New Roman"/>
+                <w:sz w:val="24"/>
+                <w:szCs w:val="24"/>
+                <w:lang w:eastAsia="ru-RU"/>
+              </w:rPr>
+              <w:t xml:space="preserve"> </w:t>
+            </w:r>
+            <w:proofErr w:type="spellStart"/>
+            <w:r>
+              <w:rPr>
+                <w:rFonts w:ascii="Times New Roman" w:eastAsia="Times New Roman" w:hAnsi="Times New Roman"/>
+                <w:sz w:val="24"/>
+                <w:szCs w:val="24"/>
+                <w:lang w:eastAsia="ru-RU"/>
+              </w:rPr>
+              <w:t>GitHub</w:t>
+            </w:r>
+            <w:proofErr w:type="spellEnd"/>
+            <w:r>
+              <w:rPr>
+                <w:rFonts w:ascii="Times New Roman" w:eastAsia="Times New Roman" w:hAnsi="Times New Roman"/>
+                <w:sz w:val="24"/>
+                <w:szCs w:val="24"/>
+                <w:lang w:eastAsia="ru-RU"/>
+              </w:rPr>
+              <w:t>, где хранится Ваша программа.</w:t>
             </w:r>
           </w:p>
         </w:tc>
@@ -2793,7 +3425,27 @@
                 <w:szCs w:val="24"/>
                 <w:lang w:eastAsia="ru-RU"/>
               </w:rPr>
-              <w:t>Удобство использования (юзабилити): Критерий, который оценивает, насколько легко пользователь может взаимодействовать с программой. Удобный интерфейс и понятные сообщения об ошибках делают программу более привлекательной для пользователей.</w:t>
+              <w:t>Удобство использования (</w:t>
+            </w:r>
+            <w:proofErr w:type="spellStart"/>
+            <w:r>
+              <w:rPr>
+                <w:rFonts w:ascii="Times New Roman" w:eastAsia="Times New Roman" w:hAnsi="Times New Roman"/>
+                <w:sz w:val="24"/>
+                <w:szCs w:val="24"/>
+                <w:lang w:eastAsia="ru-RU"/>
+              </w:rPr>
+              <w:t>юзабилити</w:t>
+            </w:r>
+            <w:proofErr w:type="spellEnd"/>
+            <w:r>
+              <w:rPr>
+                <w:rFonts w:ascii="Times New Roman" w:eastAsia="Times New Roman" w:hAnsi="Times New Roman"/>
+                <w:sz w:val="24"/>
+                <w:szCs w:val="24"/>
+                <w:lang w:eastAsia="ru-RU"/>
+              </w:rPr>
+              <w:t>): Критерий, который оценивает, насколько легко пользователь может взаимодействовать с программой. Удобный интерфейс и понятные сообщения об ошибках делают программу более привлекательной для пользователей.</w:t>
             </w:r>
           </w:p>
           <w:p>
@@ -2870,14 +3522,25 @@
                 <w:lang w:eastAsia="ru-RU"/>
               </w:rPr>
             </w:pPr>
-            <w:r>
-              <w:rPr>
-                <w:rFonts w:ascii="Times New Roman" w:eastAsia="Times New Roman" w:hAnsi="Times New Roman"/>
-                <w:sz w:val="24"/>
-                <w:szCs w:val="24"/>
-                <w:lang w:eastAsia="ru-RU"/>
-              </w:rPr>
-              <w:t>Сопровождаемость: Оценивает, насколько легко поддерживать и обновлять программу. Хорошо структурированный код, четкие комментарии и документация упрощают процесс сопровождения.</w:t>
+            <w:proofErr w:type="spellStart"/>
+            <w:r>
+              <w:rPr>
+                <w:rFonts w:ascii="Times New Roman" w:eastAsia="Times New Roman" w:hAnsi="Times New Roman"/>
+                <w:sz w:val="24"/>
+                <w:szCs w:val="24"/>
+                <w:lang w:eastAsia="ru-RU"/>
+              </w:rPr>
+              <w:t>Сопровождаемость</w:t>
+            </w:r>
+            <w:proofErr w:type="spellEnd"/>
+            <w:r>
+              <w:rPr>
+                <w:rFonts w:ascii="Times New Roman" w:eastAsia="Times New Roman" w:hAnsi="Times New Roman"/>
+                <w:sz w:val="24"/>
+                <w:szCs w:val="24"/>
+                <w:lang w:eastAsia="ru-RU"/>
+              </w:rPr>
+              <w:t>: Оценивает, насколько легко поддерживать и обновлять программу. Хорошо структурированный код, четкие комментарии и документация упрощают процесс сопровождения.</w:t>
             </w:r>
           </w:p>
           <w:p>
@@ -3278,7 +3941,59 @@
           <w:szCs w:val="24"/>
           <w:lang w:eastAsia="ru-RU"/>
         </w:rPr>
-        <w:t>Обучающий(ая)ся индивидуальное задание получил(а):</w:t>
+        <w:t>Обучающий(</w:t>
+      </w:r>
+      <w:proofErr w:type="spellStart"/>
+      <w:r>
+        <w:rPr>
+          <w:rFonts w:ascii="Times New Roman" w:eastAsia="Times New Roman" w:hAnsi="Times New Roman"/>
+          <w:bCs/>
+          <w:color w:val="000000"/>
+          <w:spacing w:val="-4"/>
+          <w:sz w:val="24"/>
+          <w:szCs w:val="24"/>
+          <w:lang w:eastAsia="ru-RU"/>
+        </w:rPr>
+        <w:t>ая</w:t>
+      </w:r>
+      <w:proofErr w:type="spellEnd"/>
+      <w:r>
+        <w:rPr>
+          <w:rFonts w:ascii="Times New Roman" w:eastAsia="Times New Roman" w:hAnsi="Times New Roman"/>
+          <w:bCs/>
+          <w:color w:val="000000"/>
+          <w:spacing w:val="-4"/>
+          <w:sz w:val="24"/>
+          <w:szCs w:val="24"/>
+          <w:lang w:eastAsia="ru-RU"/>
+        </w:rPr>
+        <w:t>)</w:t>
+      </w:r>
+      <w:proofErr w:type="spellStart"/>
+      <w:r>
+        <w:rPr>
+          <w:rFonts w:ascii="Times New Roman" w:eastAsia="Times New Roman" w:hAnsi="Times New Roman"/>
+          <w:bCs/>
+          <w:color w:val="000000"/>
+          <w:spacing w:val="-4"/>
+          <w:sz w:val="24"/>
+          <w:szCs w:val="24"/>
+          <w:lang w:eastAsia="ru-RU"/>
+        </w:rPr>
+        <w:t>ся</w:t>
+      </w:r>
+      <w:proofErr w:type="spellEnd"/>
+      <w:r>
+        <w:rPr>
+          <w:rFonts w:ascii="Times New Roman" w:eastAsia="Times New Roman" w:hAnsi="Times New Roman"/>
+          <w:bCs/>
+          <w:color w:val="000000"/>
+          <w:spacing w:val="-4"/>
+          <w:sz w:val="24"/>
+          <w:szCs w:val="24"/>
+          <w:lang w:eastAsia="ru-RU"/>
+        </w:rPr>
+        <w:t xml:space="preserve"> индивидуальное задание получил(а):</w:t>
       </w:r>
     </w:p>
     <w:p>
@@ -3321,18 +4036,53 @@
           <w:rFonts w:ascii="Times New Roman" w:eastAsia="Times New Roman" w:hAnsi="Times New Roman"/>
           <w:sz w:val="24"/>
           <w:szCs w:val="24"/>
+          <w:u w:val="single"/>
           <w:lang w:eastAsia="ru-RU"/>
         </w:rPr>
         <w:t xml:space="preserve"> </w:t>
       </w:r>
+      <w:proofErr w:type="spellStart"/>
       <w:r>
         <w:rPr>
           <w:rFonts w:ascii="Times New Roman" w:eastAsia="Times New Roman" w:hAnsi="Times New Roman"/>
           <w:sz w:val="24"/>
           <w:szCs w:val="24"/>
-          <w:lang w:eastAsia="ru-RU"/>
-        </w:rPr>
-        <w:t>________________       ___________________________</w:t>
+          <w:u w:val="single"/>
+          <w:lang w:eastAsia="ru-RU"/>
+        </w:rPr>
+        <w:t>Гилязев</w:t>
+      </w:r>
+      <w:proofErr w:type="spellEnd"/>
+      <w:r>
+        <w:rPr>
+          <w:rFonts w:ascii="Times New Roman" w:eastAsia="Times New Roman" w:hAnsi="Times New Roman"/>
+          <w:sz w:val="24"/>
+          <w:szCs w:val="24"/>
+          <w:u w:val="single"/>
+          <w:lang w:eastAsia="ru-RU"/>
+        </w:rPr>
+        <w:t xml:space="preserve"> Тимур </w:t>
+      </w:r>
+      <w:proofErr w:type="spellStart"/>
+      <w:r>
+        <w:rPr>
+          <w:rFonts w:ascii="Times New Roman" w:eastAsia="Times New Roman" w:hAnsi="Times New Roman"/>
+          <w:sz w:val="24"/>
+          <w:szCs w:val="24"/>
+          <w:u w:val="single"/>
+          <w:lang w:eastAsia="ru-RU"/>
+        </w:rPr>
+        <w:t>Ильшатович</w:t>
+      </w:r>
+      <w:proofErr w:type="spellEnd"/>
+      <w:r>
+        <w:rPr>
+          <w:rFonts w:ascii="Times New Roman" w:eastAsia="Times New Roman" w:hAnsi="Times New Roman"/>
+          <w:sz w:val="24"/>
+          <w:szCs w:val="24"/>
+          <w:lang w:eastAsia="ru-RU"/>
+        </w:rPr>
+        <w:t xml:space="preserve">       ___________________________</w:t>
       </w:r>
     </w:p>
     <w:p>
@@ -3386,16 +4136,17 @@
           <w:szCs w:val="16"/>
           <w:lang w:eastAsia="ru-RU"/>
         </w:rPr>
-        <w:t>(Ф.И.О.)</w:t>
-      </w:r>
-      <w:r>
-        <w:rPr>
-          <w:rFonts w:ascii="Times New Roman" w:eastAsia="Times New Roman" w:hAnsi="Times New Roman"/>
+        <w:t xml:space="preserve">    </w:t>
+      </w:r>
+      <w:r>
+        <w:rPr>
+          <w:rFonts w:ascii="Times New Roman" w:eastAsia="Times New Roman" w:hAnsi="Times New Roman"/>
+          <w:iCs/>
           <w:sz w:val="16"/>
           <w:szCs w:val="16"/>
           <w:lang w:eastAsia="ru-RU"/>
         </w:rPr>
-        <w:t xml:space="preserve">                                                   </w:t>
+        <w:t>(Ф.И.О.)</w:t>
       </w:r>
       <w:r>
         <w:rPr>
@@ -3404,7 +4155,7 @@
           <w:szCs w:val="16"/>
           <w:lang w:eastAsia="ru-RU"/>
         </w:rPr>
-        <w:t xml:space="preserve">       </w:t>
+        <w:t xml:space="preserve">                                                   </w:t>
       </w:r>
       <w:r>
         <w:rPr>
@@ -3413,7 +4164,25 @@
           <w:szCs w:val="16"/>
           <w:lang w:eastAsia="ru-RU"/>
         </w:rPr>
+        <w:t xml:space="preserve">       </w:t>
+      </w:r>
+      <w:r>
+        <w:rPr>
+          <w:rFonts w:ascii="Times New Roman" w:eastAsia="Times New Roman" w:hAnsi="Times New Roman"/>
+          <w:sz w:val="16"/>
+          <w:szCs w:val="16"/>
+          <w:lang w:eastAsia="ru-RU"/>
+        </w:rPr>
         <w:t xml:space="preserve">     </w:t>
+      </w:r>
+      <w:r>
+        <w:rPr>
+          <w:rFonts w:ascii="Times New Roman" w:eastAsia="Times New Roman" w:hAnsi="Times New Roman"/>
+          <w:sz w:val="16"/>
+          <w:szCs w:val="16"/>
+          <w:lang w:eastAsia="ru-RU"/>
+        </w:rPr>
+        <w:t xml:space="preserve">                  </w:t>
       </w:r>
       <w:r>
         <w:rPr>
@@ -3488,7 +4257,7 @@
           <w:szCs w:val="24"/>
           <w:lang w:eastAsia="ru-RU"/>
         </w:rPr>
-        <w:t>«___»______________ 20</w:t>
+        <w:t>«</w:t>
       </w:r>
       <w:r>
         <w:rPr>
@@ -3498,13 +4267,13 @@
           <w:spacing w:val="-4"/>
           <w:sz w:val="24"/>
           <w:szCs w:val="24"/>
-          <w:lang w:eastAsia="ru-RU"/>
-        </w:rPr>
-        <w:t>__г.</w:t>
-      </w:r>
-      <w:r>
-        <w:rPr>
-          <w:rStyle w:val="ae"/>
+          <w:u w:val="single"/>
+          <w:lang w:eastAsia="ru-RU"/>
+        </w:rPr>
+        <w:t>15</w:t>
+      </w:r>
+      <w:r>
+        <w:rPr>
           <w:rFonts w:ascii="Times New Roman" w:eastAsia="Times New Roman" w:hAnsi="Times New Roman"/>
           <w:bCs/>
           <w:color w:val="000000"/>
@@ -3513,12 +4282,9 @@
           <w:szCs w:val="24"/>
           <w:lang w:eastAsia="ru-RU"/>
         </w:rPr>
-        <w:footnoteReference w:id="1"/>
-      </w:r>
-    </w:p>
-    <w:p>
-      <w:pPr>
-        <w:spacing w:after="0" w:line="240" w:lineRule="auto"/>
+        <w:t>»</w:t>
+      </w:r>
+      <w:r>
         <w:rPr>
           <w:rFonts w:ascii="Times New Roman" w:eastAsia="Times New Roman" w:hAnsi="Times New Roman"/>
           <w:bCs/>
@@ -3528,7 +4294,98 @@
           <w:szCs w:val="24"/>
           <w:lang w:eastAsia="ru-RU"/>
         </w:rPr>
-      </w:pPr>
+        <w:t xml:space="preserve"> </w:t>
+      </w:r>
+      <w:r>
+        <w:rPr>
+          <w:rFonts w:ascii="Times New Roman" w:eastAsia="Times New Roman" w:hAnsi="Times New Roman"/>
+          <w:bCs/>
+          <w:color w:val="000000"/>
+          <w:spacing w:val="-4"/>
+          <w:sz w:val="24"/>
+          <w:szCs w:val="24"/>
+          <w:u w:val="single"/>
+          <w:lang w:eastAsia="ru-RU"/>
+        </w:rPr>
+        <w:t>июня</w:t>
+      </w:r>
+      <w:r>
+        <w:rPr>
+          <w:rFonts w:ascii="Times New Roman" w:eastAsia="Times New Roman" w:hAnsi="Times New Roman"/>
+          <w:bCs/>
+          <w:color w:val="000000"/>
+          <w:spacing w:val="-4"/>
+          <w:sz w:val="24"/>
+          <w:szCs w:val="24"/>
+          <w:lang w:eastAsia="ru-RU"/>
+        </w:rPr>
+        <w:t xml:space="preserve"> </w:t>
+      </w:r>
+      <w:r>
+        <w:rPr>
+          <w:rFonts w:ascii="Times New Roman" w:eastAsia="Times New Roman" w:hAnsi="Times New Roman"/>
+          <w:bCs/>
+          <w:color w:val="000000"/>
+          <w:spacing w:val="-4"/>
+          <w:sz w:val="24"/>
+          <w:szCs w:val="24"/>
+          <w:lang w:eastAsia="ru-RU"/>
+        </w:rPr>
+        <w:t>20</w:t>
+      </w:r>
+      <w:r>
+        <w:rPr>
+          <w:rFonts w:ascii="Times New Roman" w:eastAsia="Times New Roman" w:hAnsi="Times New Roman"/>
+          <w:bCs/>
+          <w:color w:val="000000"/>
+          <w:spacing w:val="-4"/>
+          <w:sz w:val="24"/>
+          <w:szCs w:val="24"/>
+          <w:lang w:eastAsia="ru-RU"/>
+        </w:rPr>
+        <w:t>26</w:t>
+      </w:r>
+      <w:r>
+        <w:rPr>
+          <w:rFonts w:ascii="Times New Roman" w:eastAsia="Times New Roman" w:hAnsi="Times New Roman"/>
+          <w:bCs/>
+          <w:color w:val="000000"/>
+          <w:spacing w:val="-4"/>
+          <w:sz w:val="24"/>
+          <w:szCs w:val="24"/>
+          <w:lang w:eastAsia="ru-RU"/>
+        </w:rPr>
+        <w:t>г.</w:t>
+      </w:r>
+      <w:r>
+        <w:rPr>
+          <w:rStyle w:val="ae"/>
+          <w:rFonts w:ascii="Times New Roman" w:eastAsia="Times New Roman" w:hAnsi="Times New Roman"/>
+          <w:bCs/>
+          <w:color w:val="000000"/>
+          <w:spacing w:val="-4"/>
+          <w:sz w:val="24"/>
+          <w:szCs w:val="24"/>
+          <w:lang w:eastAsia="ru-RU"/>
+        </w:rPr>
+        <w:footnoteReference w:id="1"/>
+      </w:r>
+    </w:p>
+    <w:p>
+      <w:pPr>
+        <w:spacing w:after="0" w:line="240" w:lineRule="auto"/>
+        <w:rPr>
+          <w:rFonts w:ascii="Times New Roman" w:eastAsia="Times New Roman" w:hAnsi="Times New Roman"/>
+          <w:bCs/>
+          <w:color w:val="000000"/>
+          <w:spacing w:val="-4"/>
+          <w:sz w:val="24"/>
+          <w:szCs w:val="24"/>
+          <w:lang w:eastAsia="ru-RU"/>
+        </w:rPr>
+      </w:pPr>
+      <w:bookmarkStart w:id="0" w:name="_GoBack"/>
+      <w:bookmarkEnd w:id="0"/>
     </w:p>
     <w:sectPr>
       <w:headerReference w:type="even" r:id="rId9"/>
@@ -3609,7 +4466,7 @@
             <w:noProof/>
             <w:lang w:val="ru-RU"/>
           </w:rPr>
-          <w:t>2</w:t>
+          <w:t>3</w:t>
         </w:r>
         <w:r>
           <w:fldChar w:fldCharType="end"/>
@@ -3778,7 +4635,7 @@
             </wp:anchor>
           </w:drawing>
         </mc:Choice>
-        <mc:Fallback xmlns:cx1="http://schemas.microsoft.com/office/drawing/2015/9/8/chartex" xmlns:cx2="http://schemas.microsoft.com/office/drawing/2015/10/21/chartex" xmlns:cx3="http://schemas.microsoft.com/office/drawing/2016/5/9/chartex" xmlns:cx4="http://schemas.microsoft.com/office/drawing/2016/5/10/chartex" xmlns:cx5="http://schemas.microsoft.com/office/drawing/2016/5/11/chartex" xmlns:cx6="http://schemas.microsoft.com/office/drawing/2016/5/12/chartex" xmlns:cx7="http://schemas.microsoft.com/office/drawing/2016/5/13/chartex" xmlns:cx8="http://schemas.microsoft.com/office/drawing/2016/5/14/chartex" xmlns:aink="http://schemas.microsoft.com/office/drawing/2016/ink" xmlns:am3d="http://schemas.microsoft.com/office/drawing/2017/model3d" xmlns:oel="http://schemas.microsoft.com/office/2019/extlst" xmlns:w16cex="http://schemas.microsoft.com/office/word/2018/wordml/cex" xmlns:w16cid="http://schemas.microsoft.com/office/word/2016/wordml/cid" xmlns:w16="http://schemas.microsoft.com/office/word/2018/wordml" xmlns:w16sdtdh="http://schemas.microsoft.com/office/word/2020/wordml/sdtdatahash">
+        <mc:Fallback xmlns:w16sdtdh="http://schemas.microsoft.com/office/word/2020/wordml/sdtdatahash" xmlns:w16="http://schemas.microsoft.com/office/word/2018/wordml" xmlns:w16cid="http://schemas.microsoft.com/office/word/2016/wordml/cid" xmlns:w16cex="http://schemas.microsoft.com/office/word/2018/wordml/cex" xmlns:oel="http://schemas.microsoft.com/office/2019/extlst" xmlns:am3d="http://schemas.microsoft.com/office/drawing/2017/model3d" xmlns:aink="http://schemas.microsoft.com/office/drawing/2016/ink" xmlns:cx8="http://schemas.microsoft.com/office/drawing/2016/5/14/chartex" xmlns:cx7="http://schemas.microsoft.com/office/drawing/2016/5/13/chartex" xmlns:cx6="http://schemas.microsoft.com/office/drawing/2016/5/12/chartex" xmlns:cx5="http://schemas.microsoft.com/office/drawing/2016/5/11/chartex" xmlns:cx4="http://schemas.microsoft.com/office/drawing/2016/5/10/chartex" xmlns:cx3="http://schemas.microsoft.com/office/drawing/2016/5/9/chartex" xmlns:cx2="http://schemas.microsoft.com/office/drawing/2015/10/21/chartex" xmlns:cx1="http://schemas.microsoft.com/office/drawing/2015/9/8/chartex">
           <w:pict>
             <v:line w14:anchorId="11551049" id="Прямая соединительная линия 6" o:spid="_x0000_s1026" style="position:absolute;z-index:251660288;visibility:visible;mso-wrap-style:square;mso-width-percent:0;mso-height-percent:0;mso-wrap-distance-left:9pt;mso-wrap-distance-top:0;mso-wrap-distance-right:9pt;mso-wrap-distance-bottom:0;mso-position-horizontal:absolute;mso-position-horizontal-relative:margin;mso-position-vertical:absolute;mso-position-vertical-relative:text;mso-width-percent:0;mso-height-percent:0;mso-width-relative:margin;mso-height-relative:margin" from="141.35pt,7.35pt" to="478.85pt,7.35pt" o:gfxdata="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" strokecolor="red" strokeweight="1pt">
               <v:stroke joinstyle="miter"/>
@@ -10253,7 +11110,7 @@
 </file>
 
 <file path=customXml/itemProps1.xml><?xml version="1.0" encoding="utf-8"?>
-<ds:datastoreItem xmlns:ds="http://schemas.openxmlformats.org/officeDocument/2006/customXml" ds:itemID="{F547C447-A4A1-4EFE-A350-7BD2A3FFF1A4}">
+<ds:datastoreItem xmlns:ds="http://schemas.openxmlformats.org/officeDocument/2006/customXml" ds:itemID="{467BEF17-6853-4619-96DE-70595CAC68CE}">
   <ds:schemaRefs>
     <ds:schemaRef ds:uri="http://schemas.openxmlformats.org/officeDocument/2006/bibliography"/>
   </ds:schemaRefs>

--- a/1_individualnoe_zadanie.docx
+++ b/1_individualnoe_zadanie.docx
@@ -3934,6 +3934,71 @@
       <w:r>
         <w:rPr>
           <w:rFonts w:ascii="Times New Roman" w:eastAsia="Times New Roman" w:hAnsi="Times New Roman"/>
+          <w:iCs/>
+          <w:noProof/>
+          <w:sz w:val="24"/>
+          <w:szCs w:val="24"/>
+          <w:lang w:eastAsia="ru-RU"/>
+        </w:rPr>
+        <w:drawing>
+          <wp:anchor distT="0" distB="0" distL="114300" distR="114300" simplePos="0" relativeHeight="251659264" behindDoc="1" locked="0" layoutInCell="1" allowOverlap="1" wp14:anchorId="00E651C8" wp14:editId="1EDC0B0C">
+            <wp:simplePos x="0" y="0"/>
+            <wp:positionH relativeFrom="page">
+              <wp:posOffset>3232150</wp:posOffset>
+            </wp:positionH>
+            <wp:positionV relativeFrom="paragraph">
+              <wp:posOffset>23495</wp:posOffset>
+            </wp:positionV>
+            <wp:extent cx="1095375" cy="756995"/>
+            <wp:effectExtent l="95250" t="133350" r="85725" b="138430"/>
+            <wp:wrapNone/>
+            <wp:docPr id="1" name="Рисунок 1"/>
+            <wp:cNvGraphicFramePr>
+              <a:graphicFrameLocks xmlns:a="http://schemas.openxmlformats.org/drawingml/2006/main" noChangeAspect="1"/>
+            </wp:cNvGraphicFramePr>
+            <a:graphic xmlns:a="http://schemas.openxmlformats.org/drawingml/2006/main">
+              <a:graphicData uri="http://schemas.openxmlformats.org/drawingml/2006/picture">
+                <pic:pic xmlns:pic="http://schemas.openxmlformats.org/drawingml/2006/picture">
+                  <pic:nvPicPr>
+                    <pic:cNvPr id="1" name="111.png"/>
+                    <pic:cNvPicPr/>
+                  </pic:nvPicPr>
+                  <pic:blipFill>
+                    <a:blip r:embed="rId9" cstate="print">
+                      <a:extLst>
+                        <a:ext uri="{28A0092B-C50C-407E-A947-70E740481C1C}">
+                          <a14:useLocalDpi xmlns:a14="http://schemas.microsoft.com/office/drawing/2010/main" val="0"/>
+                        </a:ext>
+                      </a:extLst>
+                    </a:blip>
+                    <a:stretch>
+                      <a:fillRect/>
+                    </a:stretch>
+                  </pic:blipFill>
+                  <pic:spPr>
+                    <a:xfrm rot="20691423">
+                      <a:off x="0" y="0"/>
+                      <a:ext cx="1095375" cy="756995"/>
+                    </a:xfrm>
+                    <a:prstGeom prst="rect">
+                      <a:avLst/>
+                    </a:prstGeom>
+                  </pic:spPr>
+                </pic:pic>
+              </a:graphicData>
+            </a:graphic>
+            <wp14:sizeRelH relativeFrom="page">
+              <wp14:pctWidth>0</wp14:pctWidth>
+            </wp14:sizeRelH>
+            <wp14:sizeRelV relativeFrom="page">
+              <wp14:pctHeight>0</wp14:pctHeight>
+            </wp14:sizeRelV>
+          </wp:anchor>
+        </w:drawing>
+      </w:r>
+      <w:r>
+        <w:rPr>
+          <w:rFonts w:ascii="Times New Roman" w:eastAsia="Times New Roman" w:hAnsi="Times New Roman"/>
           <w:bCs/>
           <w:color w:val="000000"/>
           <w:spacing w:val="-4"/>
@@ -4370,6 +4435,8 @@
         </w:rPr>
         <w:footnoteReference w:id="1"/>
       </w:r>
+      <w:bookmarkStart w:id="0" w:name="_GoBack"/>
+      <w:bookmarkEnd w:id="0"/>
     </w:p>
     <w:p>
       <w:pPr>
@@ -4384,16 +4451,14 @@
           <w:lang w:eastAsia="ru-RU"/>
         </w:rPr>
       </w:pPr>
-      <w:bookmarkStart w:id="0" w:name="_GoBack"/>
-      <w:bookmarkEnd w:id="0"/>
     </w:p>
     <w:sectPr>
-      <w:headerReference w:type="even" r:id="rId9"/>
-      <w:headerReference w:type="default" r:id="rId10"/>
-      <w:footerReference w:type="even" r:id="rId11"/>
-      <w:footerReference w:type="default" r:id="rId12"/>
-      <w:headerReference w:type="first" r:id="rId13"/>
-      <w:footerReference w:type="first" r:id="rId14"/>
+      <w:headerReference w:type="even" r:id="rId10"/>
+      <w:headerReference w:type="default" r:id="rId11"/>
+      <w:footerReference w:type="even" r:id="rId12"/>
+      <w:footerReference w:type="default" r:id="rId13"/>
+      <w:headerReference w:type="first" r:id="rId14"/>
+      <w:footerReference w:type="first" r:id="rId15"/>
       <w:pgSz w:w="11906" w:h="16838"/>
       <w:pgMar w:top="1134" w:right="566" w:bottom="1134" w:left="1134" w:header="709" w:footer="402" w:gutter="0"/>
       <w:cols w:space="708"/>
@@ -4466,7 +4531,7 @@
             <w:noProof/>
             <w:lang w:val="ru-RU"/>
           </w:rPr>
-          <w:t>3</w:t>
+          <w:t>4</w:t>
         </w:r>
         <w:r>
           <w:fldChar w:fldCharType="end"/>
@@ -4635,7 +4700,7 @@
             </wp:anchor>
           </w:drawing>
         </mc:Choice>
-        <mc:Fallback xmlns:w16sdtdh="http://schemas.microsoft.com/office/word/2020/wordml/sdtdatahash" xmlns:w16="http://schemas.microsoft.com/office/word/2018/wordml" xmlns:w16cid="http://schemas.microsoft.com/office/word/2016/wordml/cid" xmlns:w16cex="http://schemas.microsoft.com/office/word/2018/wordml/cex" xmlns:oel="http://schemas.microsoft.com/office/2019/extlst" xmlns:am3d="http://schemas.microsoft.com/office/drawing/2017/model3d" xmlns:aink="http://schemas.microsoft.com/office/drawing/2016/ink" xmlns:cx8="http://schemas.microsoft.com/office/drawing/2016/5/14/chartex" xmlns:cx7="http://schemas.microsoft.com/office/drawing/2016/5/13/chartex" xmlns:cx6="http://schemas.microsoft.com/office/drawing/2016/5/12/chartex" xmlns:cx5="http://schemas.microsoft.com/office/drawing/2016/5/11/chartex" xmlns:cx4="http://schemas.microsoft.com/office/drawing/2016/5/10/chartex" xmlns:cx3="http://schemas.microsoft.com/office/drawing/2016/5/9/chartex" xmlns:cx2="http://schemas.microsoft.com/office/drawing/2015/10/21/chartex" xmlns:cx1="http://schemas.microsoft.com/office/drawing/2015/9/8/chartex">
+        <mc:Fallback xmlns:cx1="http://schemas.microsoft.com/office/drawing/2015/9/8/chartex" xmlns:cx2="http://schemas.microsoft.com/office/drawing/2015/10/21/chartex" xmlns:cx3="http://schemas.microsoft.com/office/drawing/2016/5/9/chartex" xmlns:cx4="http://schemas.microsoft.com/office/drawing/2016/5/10/chartex" xmlns:cx5="http://schemas.microsoft.com/office/drawing/2016/5/11/chartex" xmlns:cx6="http://schemas.microsoft.com/office/drawing/2016/5/12/chartex" xmlns:cx7="http://schemas.microsoft.com/office/drawing/2016/5/13/chartex" xmlns:cx8="http://schemas.microsoft.com/office/drawing/2016/5/14/chartex" xmlns:aink="http://schemas.microsoft.com/office/drawing/2016/ink" xmlns:am3d="http://schemas.microsoft.com/office/drawing/2017/model3d" xmlns:oel="http://schemas.microsoft.com/office/2019/extlst" xmlns:w16cex="http://schemas.microsoft.com/office/word/2018/wordml/cex" xmlns:w16cid="http://schemas.microsoft.com/office/word/2016/wordml/cid" xmlns:w16="http://schemas.microsoft.com/office/word/2018/wordml" xmlns:w16sdtdh="http://schemas.microsoft.com/office/word/2020/wordml/sdtdatahash">
           <w:pict>
             <v:line w14:anchorId="11551049" id="Прямая соединительная линия 6" o:spid="_x0000_s1026" style="position:absolute;z-index:251660288;visibility:visible;mso-wrap-style:square;mso-width-percent:0;mso-height-percent:0;mso-wrap-distance-left:9pt;mso-wrap-distance-top:0;mso-wrap-distance-right:9pt;mso-wrap-distance-bottom:0;mso-position-horizontal:absolute;mso-position-horizontal-relative:margin;mso-position-vertical:absolute;mso-position-vertical-relative:text;mso-width-percent:0;mso-height-percent:0;mso-width-relative:margin;mso-height-relative:margin" from="141.35pt,7.35pt" to="478.85pt,7.35pt" o:gfxdata="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" strokecolor="red" strokeweight="1pt">
               <v:stroke joinstyle="miter"/>
@@ -11110,7 +11175,7 @@
 </file>
 
 <file path=customXml/itemProps1.xml><?xml version="1.0" encoding="utf-8"?>
-<ds:datastoreItem xmlns:ds="http://schemas.openxmlformats.org/officeDocument/2006/customXml" ds:itemID="{467BEF17-6853-4619-96DE-70595CAC68CE}">
+<ds:datastoreItem xmlns:ds="http://schemas.openxmlformats.org/officeDocument/2006/customXml" ds:itemID="{3E9C6FA8-9826-4ADF-917E-81417C029467}">
   <ds:schemaRefs>
     <ds:schemaRef ds:uri="http://schemas.openxmlformats.org/officeDocument/2006/bibliography"/>
   </ds:schemaRefs>
